--- a/Teknik-Tenaga-Listrik/Modul-Word/Modul-6-Aliran-Daya-dan-Transien-pada-Saluran-Transmisi-serta-Kompensasi-Reaktif.docx
+++ b/Teknik-Tenaga-Listrik/Modul-Word/Modul-6-Aliran-Daya-dan-Transien-pada-Saluran-Transmisi-serta-Kompensasi-Reaktif.docx
@@ -4634,7 +4634,7 @@
       <w:r>
         <w:drawing>
           <wp:inline xmlns:a="http://schemas.openxmlformats.org/drawingml/2006/main" xmlns:pic="http://schemas.openxmlformats.org/drawingml/2006/picture">
-            <wp:extent cx="5400000" cy="1801963"/>
+            <wp:extent cx="5400000" cy="2046347"/>
             <wp:docPr id="1858245149" name="Picture 1858245149"/>
             <wp:cNvGraphicFramePr>
               <a:graphicFrameLocks noChangeAspect="1"/>
@@ -4655,7 +4655,7 @@
                   <pic:spPr>
                     <a:xfrm>
                       <a:off x="0" y="0"/>
-                      <a:ext cx="5400000" cy="1801963"/>
+                      <a:ext cx="5400000" cy="2046347"/>
                     </a:xfrm>
                     <a:prstGeom prst="rect"/>
                   </pic:spPr>
@@ -6604,7 +6604,7 @@
       <w:r>
         <w:drawing>
           <wp:inline xmlns:a="http://schemas.openxmlformats.org/drawingml/2006/main" xmlns:pic="http://schemas.openxmlformats.org/drawingml/2006/picture">
-            <wp:extent cx="5400000" cy="1996292"/>
+            <wp:extent cx="5400000" cy="2096401"/>
             <wp:docPr id="1858245150" name="Picture 1858245150"/>
             <wp:cNvGraphicFramePr>
               <a:graphicFrameLocks noChangeAspect="1"/>
@@ -6625,7 +6625,7 @@
                   <pic:spPr>
                     <a:xfrm>
                       <a:off x="0" y="0"/>
-                      <a:ext cx="5400000" cy="1996292"/>
+                      <a:ext cx="5400000" cy="2096401"/>
                     </a:xfrm>
                     <a:prstGeom prst="rect"/>
                   </pic:spPr>
@@ -8326,7 +8326,7 @@
       <w:r>
         <w:drawing>
           <wp:inline xmlns:a="http://schemas.openxmlformats.org/drawingml/2006/main" xmlns:pic="http://schemas.openxmlformats.org/drawingml/2006/picture">
-            <wp:extent cx="5400000" cy="1849073"/>
+            <wp:extent cx="5400000" cy="1949182"/>
             <wp:docPr id="1858245151" name="Picture 1858245151"/>
             <wp:cNvGraphicFramePr>
               <a:graphicFrameLocks noChangeAspect="1"/>
@@ -8347,7 +8347,7 @@
                   <pic:spPr>
                     <a:xfrm>
                       <a:off x="0" y="0"/>
-                      <a:ext cx="5400000" cy="1849073"/>
+                      <a:ext cx="5400000" cy="1949182"/>
                     </a:xfrm>
                     <a:prstGeom prst="rect"/>
                   </pic:spPr>
@@ -9646,7 +9646,7 @@
       <w:r>
         <w:drawing>
           <wp:inline xmlns:a="http://schemas.openxmlformats.org/drawingml/2006/main" xmlns:pic="http://schemas.openxmlformats.org/drawingml/2006/picture">
-            <wp:extent cx="5400000" cy="1996292"/>
+            <wp:extent cx="5400000" cy="2111123"/>
             <wp:docPr id="1858245152" name="Picture 1858245152"/>
             <wp:cNvGraphicFramePr>
               <a:graphicFrameLocks noChangeAspect="1"/>
@@ -9667,7 +9667,7 @@
                   <pic:spPr>
                     <a:xfrm>
                       <a:off x="0" y="0"/>
-                      <a:ext cx="5400000" cy="1996292"/>
+                      <a:ext cx="5400000" cy="2111123"/>
                     </a:xfrm>
                     <a:prstGeom prst="rect"/>
                   </pic:spPr>
@@ -11088,7 +11088,7 @@
       <w:r>
         <w:drawing>
           <wp:inline xmlns:a="http://schemas.openxmlformats.org/drawingml/2006/main" xmlns:pic="http://schemas.openxmlformats.org/drawingml/2006/picture">
-            <wp:extent cx="5400000" cy="2028680"/>
+            <wp:extent cx="5400000" cy="2143511"/>
             <wp:docPr id="1858245153" name="Picture 1858245153"/>
             <wp:cNvGraphicFramePr>
               <a:graphicFrameLocks noChangeAspect="1"/>
@@ -11109,7 +11109,7 @@
                   <pic:spPr>
                     <a:xfrm>
                       <a:off x="0" y="0"/>
-                      <a:ext cx="5400000" cy="2028680"/>
+                      <a:ext cx="5400000" cy="2143511"/>
                     </a:xfrm>
                     <a:prstGeom prst="rect"/>
                   </pic:spPr>
@@ -11325,7 +11325,7 @@
           <w:i w:val="0"/>
           <w:sz w:val="22"/>
         </w:rPr>
-        <w:t>) = 355 Ω, v = 1/√LC ≈ 0×10</w:t>
+        <w:t>) = 355 Ω, v = 1/√LC ≈ 296×10</w:t>
       </w:r>
       <w:r>
         <w:rPr>

--- a/Teknik-Tenaga-Listrik/Modul-Word/Modul-6-Aliran-Daya-dan-Transien-pada-Saluran-Transmisi-serta-Kompensasi-Reaktif.docx
+++ b/Teknik-Tenaga-Listrik/Modul-Word/Modul-6-Aliran-Daya-dan-Transien-pada-Saluran-Transmisi-serta-Kompensasi-Reaktif.docx
@@ -2832,7 +2832,9 @@
           <w:color w:val="1F3864"/>
           <w:sz w:val="28"/>
         </w:rPr>
-        <w:t>MODEL SALURAN: PENDEK, MENENGAH, PANJANG</w:t>
+        <w:t>MODEL SALURAN:</w:t>
+        <w:br/>
+        <w:t>PENDEK, MENENGAH, PANJANG</w:t>
       </w:r>
     </w:p>
     <w:p>
@@ -3451,7 +3453,64 @@
           <w:i w:val="0"/>
           <w:sz w:val="22"/>
         </w:rPr>
-        <w:t xml:space="preserve"> — ABCD adalah cara baku menyatakan jaringan dua-port apa pun (saluran, trafo, kompensator) sehingga dapat dirangkai dengan perkalian matriks. |A| &lt; 1 pada saluran berkapasitansi adalah sumber efek Ferranti: tanpa beban, V_R = V_S/|A| &gt; V_S.</w:t>
+        <w:t xml:space="preserve"> — ABCD adalah cara baku menyatakan jaringan dua-port apa pun (saluran, trafo, kompensator) sehingga dapat dirangkai dengan perkalian matriks. |A| &lt; 1 pada saluran berkapasitansi adalah sumber efek Ferranti: tanpa beban, V</w:t>
+      </w:r>
+      <w:r>
+        <w:rPr>
+          <w:rFonts w:ascii="Arial" w:hAnsi="Arial" w:eastAsia="Arial" w:cs="Arial"/>
+          <w:b w:val="0"/>
+          <w:i w:val="0"/>
+          <w:sz w:val="22"/>
+          <w:vertAlign w:val="subscript"/>
+        </w:rPr>
+        <w:t>R</w:t>
+      </w:r>
+      <w:r>
+        <w:rPr>
+          <w:rFonts w:ascii="Arial" w:hAnsi="Arial" w:eastAsia="Arial" w:cs="Arial"/>
+          <w:b w:val="0"/>
+          <w:i w:val="0"/>
+          <w:sz w:val="22"/>
+        </w:rPr>
+        <w:t xml:space="preserve"> = V</w:t>
+      </w:r>
+      <w:r>
+        <w:rPr>
+          <w:rFonts w:ascii="Arial" w:hAnsi="Arial" w:eastAsia="Arial" w:cs="Arial"/>
+          <w:b w:val="0"/>
+          <w:i w:val="0"/>
+          <w:sz w:val="22"/>
+          <w:vertAlign w:val="subscript"/>
+        </w:rPr>
+        <w:t>S</w:t>
+      </w:r>
+      <w:r>
+        <w:rPr>
+          <w:rFonts w:ascii="Arial" w:hAnsi="Arial" w:eastAsia="Arial" w:cs="Arial"/>
+          <w:b w:val="0"/>
+          <w:i w:val="0"/>
+          <w:sz w:val="22"/>
+        </w:rPr>
+        <w:t>/|A| &gt; V</w:t>
+      </w:r>
+      <w:r>
+        <w:rPr>
+          <w:rFonts w:ascii="Arial" w:hAnsi="Arial" w:eastAsia="Arial" w:cs="Arial"/>
+          <w:b w:val="0"/>
+          <w:i w:val="0"/>
+          <w:sz w:val="22"/>
+          <w:vertAlign w:val="subscript"/>
+        </w:rPr>
+        <w:t>S</w:t>
+      </w:r>
+      <w:r>
+        <w:rPr>
+          <w:rFonts w:ascii="Arial" w:hAnsi="Arial" w:eastAsia="Arial" w:cs="Arial"/>
+          <w:b w:val="0"/>
+          <w:i w:val="0"/>
+          <w:sz w:val="22"/>
+        </w:rPr>
+        <w:t>.</w:t>
       </w:r>
     </w:p>
     <w:p>
@@ -3677,7 +3736,26 @@
           <w:i w:val="0"/>
           <w:sz w:val="22"/>
         </w:rPr>
-        <w:t xml:space="preserve">Saluran 500 kV Jawa–Bali. Persamaan gelombang dengan cosh dan sinh; kompensasi reaktif hampir selalu diperlukan. Modul ini menyentuhnya lewat Z_c dan SIL. </w:t>
+        <w:t>Saluran 500 kV Jawa–Bali. Persamaan gelombang dengan cosh dan sinh; kompensasi reaktif hampir selalu diperlukan. Modul ini menyentuhnya lewat Z</w:t>
+      </w:r>
+      <w:r>
+        <w:rPr>
+          <w:rFonts w:ascii="Arial" w:hAnsi="Arial" w:eastAsia="Arial" w:cs="Arial"/>
+          <w:b w:val="0"/>
+          <w:i w:val="0"/>
+          <w:sz w:val="22"/>
+          <w:vertAlign w:val="subscript"/>
+        </w:rPr>
+        <w:t>c</w:t>
+      </w:r>
+      <w:r>
+        <w:rPr>
+          <w:rFonts w:ascii="Arial" w:hAnsi="Arial" w:eastAsia="Arial" w:cs="Arial"/>
+          <w:b w:val="0"/>
+          <w:i w:val="0"/>
+          <w:sz w:val="22"/>
+        </w:rPr>
+        <w:t xml:space="preserve"> dan SIL. </w:t>
       </w:r>
       <w:r>
         <w:rPr>
@@ -3719,7 +3797,26 @@
           <w:i w:val="0"/>
           <w:sz w:val="22"/>
         </w:rPr>
-        <w:t>Kapasitansinya 20–50 kali saluran udara: arus pengisian besar, Z_c rendah (30–60 Ω), panjang AC terbatas puluhan km. Itulah sebabnya kabel laut panjang memakai HVDC.</w:t>
+        <w:t>Kapasitansinya 20–50 kali saluran udara: arus pengisian besar, Z</w:t>
+      </w:r>
+      <w:r>
+        <w:rPr>
+          <w:rFonts w:ascii="Arial" w:hAnsi="Arial" w:eastAsia="Arial" w:cs="Arial"/>
+          <w:b w:val="0"/>
+          <w:i w:val="0"/>
+          <w:sz w:val="22"/>
+          <w:vertAlign w:val="subscript"/>
+        </w:rPr>
+        <w:t>c</w:t>
+      </w:r>
+      <w:r>
+        <w:rPr>
+          <w:rFonts w:ascii="Arial" w:hAnsi="Arial" w:eastAsia="Arial" w:cs="Arial"/>
+          <w:b w:val="0"/>
+          <w:i w:val="0"/>
+          <w:sz w:val="22"/>
+        </w:rPr>
+        <w:t xml:space="preserve"> rendah (30–60 Ω), panjang AC terbatas puluhan km. Itulah sebabnya kabel laut panjang memakai HVDC.</w:t>
       </w:r>
     </w:p>
     <w:p>
@@ -3801,7 +3898,7 @@
           <w:i w:val="0"/>
           <w:sz w:val="20"/>
         </w:rPr>
-        <w:t>Tabel 1. Tegangan / jenis: r (Ω/km), x (Ω/km), b (µS/km), Z_c (Ω), SIL (MW).</w:t>
+        <w:t>Tabel 1. Tegangan / jenis: r (Ω/km), x (Ω/km), b (µS/km), Zc (Ω), SIL (MW).</w:t>
       </w:r>
     </w:p>
     <w:tbl>
@@ -3916,7 +4013,26 @@
                 <w:i w:val="0"/>
                 <w:sz w:val="18"/>
               </w:rPr>
-              <w:t>Z_c (Ω)</w:t>
+              <w:t>Z</w:t>
+            </w:r>
+            <w:r>
+              <w:rPr>
+                <w:rFonts w:ascii="Arial" w:hAnsi="Arial" w:eastAsia="Arial" w:cs="Arial"/>
+                <w:b/>
+                <w:i w:val="0"/>
+                <w:sz w:val="18"/>
+                <w:vertAlign w:val="subscript"/>
+              </w:rPr>
+              <w:t>c</w:t>
+            </w:r>
+            <w:r>
+              <w:rPr>
+                <w:rFonts w:ascii="Arial" w:hAnsi="Arial" w:eastAsia="Arial" w:cs="Arial"/>
+                <w:b/>
+                <w:i w:val="0"/>
+                <w:sz w:val="18"/>
+              </w:rPr>
+              <w:t xml:space="preserve"> (Ω)</w:t>
             </w:r>
           </w:p>
         </w:tc>
@@ -4607,7 +4723,9 @@
           <w:color w:val="1F3864"/>
           <w:sz w:val="28"/>
         </w:rPr>
-        <w:t>ALIRAN DAYA DAN JATUH TEGANGAN</w:t>
+        <w:t>ALIRAN DAYA DAN</w:t>
+        <w:br/>
+        <w:t>JATUH TEGANGAN</w:t>
       </w:r>
     </w:p>
     <w:p>
@@ -5385,7 +5503,7 @@
           <w:i w:val="0"/>
           <w:sz w:val="21"/>
         </w:rPr>
-        <w:t>: Sudut daya: sudut V_S terhadap V_R</w:t>
+        <w:t>: Sudut daya: sudut VS terhadap VR</w:t>
       </w:r>
     </w:p>
     <w:p>
@@ -5644,7 +5762,26 @@
           <w:i w:val="0"/>
           <w:sz w:val="22"/>
         </w:rPr>
-        <w:t>Semua fasor per fasa, V_R acuan 0°; untuk antar-saluran kalikan √3. Arus positif keluar dari ujung terima menuju beban; Q positif induktif.</w:t>
+        <w:t>Semua fasor per fasa, V</w:t>
+      </w:r>
+      <w:r>
+        <w:rPr>
+          <w:rFonts w:ascii="Arial" w:hAnsi="Arial" w:eastAsia="Arial" w:cs="Arial"/>
+          <w:b w:val="0"/>
+          <w:i w:val="0"/>
+          <w:sz w:val="22"/>
+          <w:vertAlign w:val="subscript"/>
+        </w:rPr>
+        <w:t>R</w:t>
+      </w:r>
+      <w:r>
+        <w:rPr>
+          <w:rFonts w:ascii="Arial" w:hAnsi="Arial" w:eastAsia="Arial" w:cs="Arial"/>
+          <w:b w:val="0"/>
+          <w:i w:val="0"/>
+          <w:sz w:val="22"/>
+        </w:rPr>
+        <w:t xml:space="preserve"> acuan 0°; untuk antar-saluran kalikan √3. Arus positif keluar dari ujung terima menuju beban; Q positif induktif.</w:t>
       </w:r>
     </w:p>
     <w:p>
@@ -5693,7 +5830,7 @@
           <w:i w:val="0"/>
           <w:sz w:val="20"/>
         </w:rPr>
-        <w:t>Tabel 2. Beban di ujung terima (132 kV): I (A), ΔV pendekatan (kV/fasa), |V_S| model π (kV), δ, Rugi (MW).</w:t>
+        <w:t>Tabel 2. Beban di ujung terima (132 kV): I (A), ΔV pendekatan (kV/fasa), |VS| model π (kV), δ, Rugi (MW).</w:t>
       </w:r>
     </w:p>
     <w:tbl>
@@ -5788,7 +5925,26 @@
                 <w:i w:val="0"/>
                 <w:sz w:val="18"/>
               </w:rPr>
-              <w:t>|V_S| model π (kV)</w:t>
+              <w:t>|V</w:t>
+            </w:r>
+            <w:r>
+              <w:rPr>
+                <w:rFonts w:ascii="Arial" w:hAnsi="Arial" w:eastAsia="Arial" w:cs="Arial"/>
+                <w:b/>
+                <w:i w:val="0"/>
+                <w:sz w:val="18"/>
+                <w:vertAlign w:val="subscript"/>
+              </w:rPr>
+              <w:t>S</w:t>
+            </w:r>
+            <w:r>
+              <w:rPr>
+                <w:rFonts w:ascii="Arial" w:hAnsi="Arial" w:eastAsia="Arial" w:cs="Arial"/>
+                <w:b/>
+                <w:i w:val="0"/>
+                <w:sz w:val="18"/>
+              </w:rPr>
+              <w:t>| model π (kV)</w:t>
             </w:r>
           </w:p>
         </w:tc>
@@ -6561,7 +6717,45 @@
           <w:i w:val="0"/>
           <w:sz w:val="21"/>
         </w:rPr>
-        <w:t xml:space="preserve"> pada 60 MW, mengubah pf dari 0,8 ke 1,0 menurunkan tegangan kirim yang diperlukan hampir 8 kV; pf 0,9 mendahului (misalnya dengan kapasitor di ujung terima) bahkan membuat V_S di bawah V_R. Rugi hanya bergantung arus, jadi ikut turun bersama perbaikan pf. Soal C2, C6, dan C11 memakai Persamaan (3); soal C9 memakai Persamaan (4).</w:t>
+        <w:t xml:space="preserve"> pada 60 MW, mengubah pf dari 0,8 ke 1,0 menurunkan tegangan kirim yang diperlukan hampir 8 kV; pf 0,9 mendahului (misalnya dengan kapasitor di ujung terima) bahkan membuat V</w:t>
+      </w:r>
+      <w:r>
+        <w:rPr>
+          <w:rFonts w:ascii="Arial" w:hAnsi="Arial" w:eastAsia="Arial" w:cs="Arial"/>
+          <w:b w:val="0"/>
+          <w:i w:val="0"/>
+          <w:sz w:val="21"/>
+          <w:vertAlign w:val="subscript"/>
+        </w:rPr>
+        <w:t>S</w:t>
+      </w:r>
+      <w:r>
+        <w:rPr>
+          <w:rFonts w:ascii="Arial" w:hAnsi="Arial" w:eastAsia="Arial" w:cs="Arial"/>
+          <w:b w:val="0"/>
+          <w:i w:val="0"/>
+          <w:sz w:val="21"/>
+        </w:rPr>
+        <w:t xml:space="preserve"> di bawah V</w:t>
+      </w:r>
+      <w:r>
+        <w:rPr>
+          <w:rFonts w:ascii="Arial" w:hAnsi="Arial" w:eastAsia="Arial" w:cs="Arial"/>
+          <w:b w:val="0"/>
+          <w:i w:val="0"/>
+          <w:sz w:val="21"/>
+          <w:vertAlign w:val="subscript"/>
+        </w:rPr>
+        <w:t>R</w:t>
+      </w:r>
+      <w:r>
+        <w:rPr>
+          <w:rFonts w:ascii="Arial" w:hAnsi="Arial" w:eastAsia="Arial" w:cs="Arial"/>
+          <w:b w:val="0"/>
+          <w:i w:val="0"/>
+          <w:sz w:val="21"/>
+        </w:rPr>
+        <w:t>. Rugi hanya bergantung arus, jadi ikut turun bersama perbaikan pf. Soal C2, C6, dan C11 memakai Persamaan (3); soal C9 memakai Persamaan (4).</w:t>
       </w:r>
     </w:p>
     <w:p>
@@ -6577,7 +6771,9 @@
           <w:color w:val="1F3864"/>
           <w:sz w:val="28"/>
         </w:rPr>
-        <w:t>REGULASI TEGANGAN DAN EFISIENSI SALURAN</w:t>
+        <w:t>REGULASI TEGANGAN</w:t>
+        <w:br/>
+        <w:t>DAN EFISIENSI SALURAN</w:t>
       </w:r>
     </w:p>
     <w:p>
@@ -6604,7 +6800,7 @@
       <w:r>
         <w:drawing>
           <wp:inline xmlns:a="http://schemas.openxmlformats.org/drawingml/2006/main" xmlns:pic="http://schemas.openxmlformats.org/drawingml/2006/picture">
-            <wp:extent cx="5400000" cy="2096401"/>
+            <wp:extent cx="5400000" cy="2128790"/>
             <wp:docPr id="1858245150" name="Picture 1858245150"/>
             <wp:cNvGraphicFramePr>
               <a:graphicFrameLocks noChangeAspect="1"/>
@@ -6625,7 +6821,7 @@
                   <pic:spPr>
                     <a:xfrm>
                       <a:off x="0" y="0"/>
-                      <a:ext cx="5400000" cy="2096401"/>
+                      <a:ext cx="5400000" cy="2128790"/>
                     </a:xfrm>
                     <a:prstGeom prst="rect"/>
                   </pic:spPr>
@@ -6841,7 +7037,26 @@
           <w:i w:val="0"/>
           <w:sz w:val="22"/>
         </w:rPr>
-        <w:t>Saluran contoh dengan V_S dijaga 152,2 kV: tanpa beban V</w:t>
+        <w:t>Saluran contoh dengan V</w:t>
+      </w:r>
+      <w:r>
+        <w:rPr>
+          <w:rFonts w:ascii="Arial" w:hAnsi="Arial" w:eastAsia="Arial" w:cs="Arial"/>
+          <w:b w:val="0"/>
+          <w:i w:val="0"/>
+          <w:sz w:val="22"/>
+          <w:vertAlign w:val="subscript"/>
+        </w:rPr>
+        <w:t>S</w:t>
+      </w:r>
+      <w:r>
+        <w:rPr>
+          <w:rFonts w:ascii="Arial" w:hAnsi="Arial" w:eastAsia="Arial" w:cs="Arial"/>
+          <w:b w:val="0"/>
+          <w:i w:val="0"/>
+          <w:sz w:val="22"/>
+        </w:rPr>
+        <w:t xml:space="preserve"> dijaga 152,2 kV: tanpa beban V</w:t>
       </w:r>
       <w:r>
         <w:rPr>
@@ -6927,7 +7142,7 @@
           <w:i w:val="0"/>
           <w:sz w:val="21"/>
         </w:rPr>
-        <w:t>: Tegangan terima tanpa beban (V_S tetap)</w:t>
+        <w:t>: Tegangan terima tanpa beban (VS tetap)</w:t>
       </w:r>
     </w:p>
     <w:p>
@@ -7638,7 +7853,7 @@
           <w:i w:val="0"/>
           <w:sz w:val="20"/>
         </w:rPr>
-        <w:t>Tabel 3. Kasus (60 MW, 132 kV, saluran contoh): I (A), V_S diperlukan (kV), Regulasi, Rugi (MW), η.</w:t>
+        <w:t>Tabel 3. Kasus (60 MW, 132 kV, saluran contoh): I (A), VS diperlukan (kV), Regulasi, Rugi (MW), η.</w:t>
       </w:r>
     </w:p>
     <w:tbl>
@@ -7713,7 +7928,26 @@
                 <w:i w:val="0"/>
                 <w:sz w:val="18"/>
               </w:rPr>
-              <w:t>V_S diperlukan (kV)</w:t>
+              <w:t>V</w:t>
+            </w:r>
+            <w:r>
+              <w:rPr>
+                <w:rFonts w:ascii="Arial" w:hAnsi="Arial" w:eastAsia="Arial" w:cs="Arial"/>
+                <w:b/>
+                <w:i w:val="0"/>
+                <w:sz w:val="18"/>
+                <w:vertAlign w:val="subscript"/>
+              </w:rPr>
+              <w:t>S</w:t>
+            </w:r>
+            <w:r>
+              <w:rPr>
+                <w:rFonts w:ascii="Arial" w:hAnsi="Arial" w:eastAsia="Arial" w:cs="Arial"/>
+                <w:b/>
+                <w:i w:val="0"/>
+                <w:sz w:val="18"/>
+              </w:rPr>
+              <w:t xml:space="preserve"> diperlukan (kV)</w:t>
             </w:r>
           </w:p>
         </w:tc>
@@ -8142,7 +8376,26 @@
                 <w:i w:val="0"/>
                 <w:sz w:val="18"/>
               </w:rPr>
-              <w:t>tanpa beban (V_S = 132 kV)</w:t>
+              <w:t>tanpa beban (V</w:t>
+            </w:r>
+            <w:r>
+              <w:rPr>
+                <w:rFonts w:ascii="Arial" w:hAnsi="Arial" w:eastAsia="Arial" w:cs="Arial"/>
+                <w:b w:val="0"/>
+                <w:i w:val="0"/>
+                <w:sz w:val="18"/>
+                <w:vertAlign w:val="subscript"/>
+              </w:rPr>
+              <w:t>S</w:t>
+            </w:r>
+            <w:r>
+              <w:rPr>
+                <w:rFonts w:ascii="Arial" w:hAnsi="Arial" w:eastAsia="Arial" w:cs="Arial"/>
+                <w:b w:val="0"/>
+                <w:i w:val="0"/>
+                <w:sz w:val="18"/>
+              </w:rPr>
+              <w:t xml:space="preserve"> = 132 kV)</w:t>
             </w:r>
           </w:p>
         </w:tc>
@@ -8199,7 +8452,26 @@
                 <w:i w:val="0"/>
                 <w:sz w:val="18"/>
               </w:rPr>
-              <w:t>V_R = 133,8 kV (Ferranti +1,4%)</w:t>
+              <w:t>V</w:t>
+            </w:r>
+            <w:r>
+              <w:rPr>
+                <w:rFonts w:ascii="Arial" w:hAnsi="Arial" w:eastAsia="Arial" w:cs="Arial"/>
+                <w:b w:val="0"/>
+                <w:i w:val="0"/>
+                <w:sz w:val="18"/>
+                <w:vertAlign w:val="subscript"/>
+              </w:rPr>
+              <w:t>R</w:t>
+            </w:r>
+            <w:r>
+              <w:rPr>
+                <w:rFonts w:ascii="Arial" w:hAnsi="Arial" w:eastAsia="Arial" w:cs="Arial"/>
+                <w:b w:val="0"/>
+                <w:i w:val="0"/>
+                <w:sz w:val="18"/>
+              </w:rPr>
+              <w:t xml:space="preserve"> = 133,8 kV (Ferranti +1,4%)</w:t>
             </w:r>
           </w:p>
         </w:tc>
@@ -8299,7 +8571,9 @@
           <w:color w:val="1F3864"/>
           <w:sz w:val="28"/>
         </w:rPr>
-        <w:t>KOMPENSASI SHUNT: KAPASITOR, REAKTOR, DAN SIL</w:t>
+        <w:t>KOMPENSASI SHUNT:</w:t>
+        <w:br/>
+        <w:t>KAPASITOR, REAKTOR, DAN SIL</w:t>
       </w:r>
     </w:p>
     <w:p>
@@ -8326,7 +8600,7 @@
       <w:r>
         <w:drawing>
           <wp:inline xmlns:a="http://schemas.openxmlformats.org/drawingml/2006/main" xmlns:pic="http://schemas.openxmlformats.org/drawingml/2006/picture">
-            <wp:extent cx="5400000" cy="1949182"/>
+            <wp:extent cx="5400000" cy="1981570"/>
             <wp:docPr id="1858245151" name="Picture 1858245151"/>
             <wp:cNvGraphicFramePr>
               <a:graphicFrameLocks noChangeAspect="1"/>
@@ -8347,7 +8621,7 @@
                   <pic:spPr>
                     <a:xfrm>
                       <a:off x="0" y="0"/>
-                      <a:ext cx="5400000" cy="1949182"/>
+                      <a:ext cx="5400000" cy="1981570"/>
                     </a:xfrm>
                     <a:prstGeom prst="rect"/>
                   </pic:spPr>
@@ -8678,7 +8952,26 @@
           <w:i w:val="0"/>
           <w:sz w:val="22"/>
         </w:rPr>
-        <w:t>) = 16,9 MVAR; V_S turun dari 152,2 ke 145,0 kV. Saluran contoh: Z</w:t>
+        <w:t>) = 16,9 MVAR; V</w:t>
+      </w:r>
+      <w:r>
+        <w:rPr>
+          <w:rFonts w:ascii="Arial" w:hAnsi="Arial" w:eastAsia="Arial" w:cs="Arial"/>
+          <w:b w:val="0"/>
+          <w:i w:val="0"/>
+          <w:sz w:val="22"/>
+          <w:vertAlign w:val="subscript"/>
+        </w:rPr>
+        <w:t>S</w:t>
+      </w:r>
+      <w:r>
+        <w:rPr>
+          <w:rFonts w:ascii="Arial" w:hAnsi="Arial" w:eastAsia="Arial" w:cs="Arial"/>
+          <w:b w:val="0"/>
+          <w:i w:val="0"/>
+          <w:sz w:val="22"/>
+        </w:rPr>
+        <w:t xml:space="preserve"> turun dari 152,2 ke 145,0 kV. Saluran contoh: Z</w:t>
       </w:r>
       <w:r>
         <w:rPr>
@@ -9112,7 +9405,26 @@
           <w:i w:val="0"/>
           <w:sz w:val="22"/>
         </w:rPr>
-        <w:t>Sedekat mungkin ke beban reaktif: Q yang dikirim jauh membuang tegangan (X·I_Q) dan rugi. Kompensasi di gardu beban jauh lebih efektif daripada di pembangkit.</w:t>
+        <w:t>Sedekat mungkin ke beban reaktif: Q yang dikirim jauh membuang tegangan (X·I</w:t>
+      </w:r>
+      <w:r>
+        <w:rPr>
+          <w:rFonts w:ascii="Arial" w:hAnsi="Arial" w:eastAsia="Arial" w:cs="Arial"/>
+          <w:b w:val="0"/>
+          <w:i w:val="0"/>
+          <w:sz w:val="22"/>
+          <w:vertAlign w:val="subscript"/>
+        </w:rPr>
+        <w:t>Q</w:t>
+      </w:r>
+      <w:r>
+        <w:rPr>
+          <w:rFonts w:ascii="Arial" w:hAnsi="Arial" w:eastAsia="Arial" w:cs="Arial"/>
+          <w:b w:val="0"/>
+          <w:i w:val="0"/>
+          <w:sz w:val="22"/>
+        </w:rPr>
+        <w:t>) dan rugi. Kompensasi di gardu beban jauh lebih efektif daripada di pembangkit.</w:t>
       </w:r>
     </w:p>
     <w:p>
@@ -9161,7 +9473,7 @@
           <w:i w:val="0"/>
           <w:sz w:val="20"/>
         </w:rPr>
-        <w:t>Tabel 4. Kondisi saluran contoh (V_S = 132 kV): Beban terhadap SIL, V_R (kV), Tindakan.</w:t>
+        <w:t>Tabel 4. Kondisi saluran contoh (VS = 132 kV): Beban terhadap SIL, VR (kV), Tindakan.</w:t>
       </w:r>
     </w:p>
     <w:tbl>
@@ -9194,7 +9506,26 @@
                 <w:i w:val="0"/>
                 <w:sz w:val="18"/>
               </w:rPr>
-              <w:t>Kondisi saluran contoh (V_S = 132 kV)</w:t>
+              <w:t>Kondisi saluran contoh (V</w:t>
+            </w:r>
+            <w:r>
+              <w:rPr>
+                <w:rFonts w:ascii="Arial" w:hAnsi="Arial" w:eastAsia="Arial" w:cs="Arial"/>
+                <w:b/>
+                <w:i w:val="0"/>
+                <w:sz w:val="18"/>
+                <w:vertAlign w:val="subscript"/>
+              </w:rPr>
+              <w:t>S</w:t>
+            </w:r>
+            <w:r>
+              <w:rPr>
+                <w:rFonts w:ascii="Arial" w:hAnsi="Arial" w:eastAsia="Arial" w:cs="Arial"/>
+                <w:b/>
+                <w:i w:val="0"/>
+                <w:sz w:val="18"/>
+              </w:rPr>
+              <w:t xml:space="preserve"> = 132 kV)</w:t>
             </w:r>
           </w:p>
         </w:tc>
@@ -9234,7 +9565,26 @@
                 <w:i w:val="0"/>
                 <w:sz w:val="18"/>
               </w:rPr>
-              <w:t>V_R (kV)</w:t>
+              <w:t>V</w:t>
+            </w:r>
+            <w:r>
+              <w:rPr>
+                <w:rFonts w:ascii="Arial" w:hAnsi="Arial" w:eastAsia="Arial" w:cs="Arial"/>
+                <w:b/>
+                <w:i w:val="0"/>
+                <w:sz w:val="18"/>
+                <w:vertAlign w:val="subscript"/>
+              </w:rPr>
+              <w:t>R</w:t>
+            </w:r>
+            <w:r>
+              <w:rPr>
+                <w:rFonts w:ascii="Arial" w:hAnsi="Arial" w:eastAsia="Arial" w:cs="Arial"/>
+                <w:b/>
+                <w:i w:val="0"/>
+                <w:sz w:val="18"/>
+              </w:rPr>
+              <w:t xml:space="preserve"> (kV)</w:t>
             </w:r>
           </w:p>
         </w:tc>
@@ -9488,7 +9838,26 @@
                 <w:i w:val="0"/>
                 <w:sz w:val="18"/>
               </w:rPr>
-              <w:t>kapasitor shunt 17 MVAR → V_R ≈ 120,2 kV</w:t>
+              <w:t>kapasitor shunt 17 MVAR → V</w:t>
+            </w:r>
+            <w:r>
+              <w:rPr>
+                <w:rFonts w:ascii="Arial" w:hAnsi="Arial" w:eastAsia="Arial" w:cs="Arial"/>
+                <w:b w:val="0"/>
+                <w:i w:val="0"/>
+                <w:sz w:val="18"/>
+                <w:vertAlign w:val="subscript"/>
+              </w:rPr>
+              <w:t>R</w:t>
+            </w:r>
+            <w:r>
+              <w:rPr>
+                <w:rFonts w:ascii="Arial" w:hAnsi="Arial" w:eastAsia="Arial" w:cs="Arial"/>
+                <w:b w:val="0"/>
+                <w:i w:val="0"/>
+                <w:sz w:val="18"/>
+              </w:rPr>
+              <w:t xml:space="preserve"> ≈ 120,2 kV</w:t>
             </w:r>
           </w:p>
         </w:tc>
@@ -9603,7 +9972,83 @@
           <w:i w:val="0"/>
           <w:sz w:val="21"/>
         </w:rPr>
-        <w:t xml:space="preserve"> tegangan ujung terima 'melorot' seiring beban di atas SIL; kapasitor shunt mengembalikannya ke ±5%. Perhatikan bahwa kapasitor shunt tidak menaikkan P_maks = V_SV_R/X (Persamaan 4) secara langsung: ia menaikkan V_R, dan lewat itulah daya yang dapat disalurkan bertambah. Untuk menaikkan batas daya secara langsung, X harus dikecilkan: kompensasi seri (Bagian 05). Soal C7, C8, dan C10 memakai Persamaan (7).</w:t>
+        <w:t xml:space="preserve"> tegangan ujung terima 'melorot' seiring beban di atas SIL; kapasitor shunt mengembalikannya ke ±5%. Perhatikan bahwa kapasitor shunt tidak menaikkan P</w:t>
+      </w:r>
+      <w:r>
+        <w:rPr>
+          <w:rFonts w:ascii="Arial" w:hAnsi="Arial" w:eastAsia="Arial" w:cs="Arial"/>
+          <w:b w:val="0"/>
+          <w:i w:val="0"/>
+          <w:sz w:val="21"/>
+          <w:vertAlign w:val="subscript"/>
+        </w:rPr>
+        <w:t>maks</w:t>
+      </w:r>
+      <w:r>
+        <w:rPr>
+          <w:rFonts w:ascii="Arial" w:hAnsi="Arial" w:eastAsia="Arial" w:cs="Arial"/>
+          <w:b w:val="0"/>
+          <w:i w:val="0"/>
+          <w:sz w:val="21"/>
+        </w:rPr>
+        <w:t xml:space="preserve"> = V</w:t>
+      </w:r>
+      <w:r>
+        <w:rPr>
+          <w:rFonts w:ascii="Arial" w:hAnsi="Arial" w:eastAsia="Arial" w:cs="Arial"/>
+          <w:b w:val="0"/>
+          <w:i w:val="0"/>
+          <w:sz w:val="21"/>
+          <w:vertAlign w:val="subscript"/>
+        </w:rPr>
+        <w:t>S</w:t>
+      </w:r>
+      <w:r>
+        <w:rPr>
+          <w:rFonts w:ascii="Arial" w:hAnsi="Arial" w:eastAsia="Arial" w:cs="Arial"/>
+          <w:b w:val="0"/>
+          <w:i w:val="0"/>
+          <w:sz w:val="21"/>
+        </w:rPr>
+        <w:t>·V</w:t>
+      </w:r>
+      <w:r>
+        <w:rPr>
+          <w:rFonts w:ascii="Arial" w:hAnsi="Arial" w:eastAsia="Arial" w:cs="Arial"/>
+          <w:b w:val="0"/>
+          <w:i w:val="0"/>
+          <w:sz w:val="21"/>
+          <w:vertAlign w:val="subscript"/>
+        </w:rPr>
+        <w:t>R</w:t>
+      </w:r>
+      <w:r>
+        <w:rPr>
+          <w:rFonts w:ascii="Arial" w:hAnsi="Arial" w:eastAsia="Arial" w:cs="Arial"/>
+          <w:b w:val="0"/>
+          <w:i w:val="0"/>
+          <w:sz w:val="21"/>
+        </w:rPr>
+        <w:t>/X (Persamaan 4) secara langsung: ia menaikkan V</w:t>
+      </w:r>
+      <w:r>
+        <w:rPr>
+          <w:rFonts w:ascii="Arial" w:hAnsi="Arial" w:eastAsia="Arial" w:cs="Arial"/>
+          <w:b w:val="0"/>
+          <w:i w:val="0"/>
+          <w:sz w:val="21"/>
+          <w:vertAlign w:val="subscript"/>
+        </w:rPr>
+        <w:t>R</w:t>
+      </w:r>
+      <w:r>
+        <w:rPr>
+          <w:rFonts w:ascii="Arial" w:hAnsi="Arial" w:eastAsia="Arial" w:cs="Arial"/>
+          <w:b w:val="0"/>
+          <w:i w:val="0"/>
+          <w:sz w:val="21"/>
+        </w:rPr>
+        <w:t>, dan lewat itulah daya yang dapat disalurkan bertambah. Untuk menaikkan batas daya secara langsung, X harus dikecilkan: kompensasi seri (Bagian 05). Soal C7, C8, dan C10 memakai Persamaan (7).</w:t>
       </w:r>
     </w:p>
     <w:p>
@@ -9619,7 +10064,9 @@
           <w:color w:val="1F3864"/>
           <w:sz w:val="28"/>
         </w:rPr>
-        <w:t>KOMPENSASI SERI DAN BATAS TRANSFER DAYA</w:t>
+        <w:t>KOMPENSASI SERI DAN</w:t>
+        <w:br/>
+        <w:t>BATAS TRANSFER DAYA</w:t>
       </w:r>
     </w:p>
     <w:p>
@@ -10092,7 +10539,7 @@
           <w:i w:val="0"/>
           <w:sz w:val="21"/>
         </w:rPr>
-        <w:t>: Derajat kompensasi X_C/X_L</w:t>
+        <w:t>: Derajat kompensasi XC/XL</w:t>
       </w:r>
     </w:p>
     <w:p>
@@ -10318,7 +10765,45 @@
           <w:i w:val="0"/>
           <w:sz w:val="22"/>
         </w:rPr>
-        <w:t>X_L dan X_C seri membentuk resonansi listrik di bawah 50 Hz yang dapat berpasangan dengan mode puntir poros turbin–generator (kecelakaan Mohave 1970–71); dibatasi lewat k dan filter.</w:t>
+        <w:t>X</w:t>
+      </w:r>
+      <w:r>
+        <w:rPr>
+          <w:rFonts w:ascii="Arial" w:hAnsi="Arial" w:eastAsia="Arial" w:cs="Arial"/>
+          <w:b w:val="0"/>
+          <w:i w:val="0"/>
+          <w:sz w:val="22"/>
+          <w:vertAlign w:val="subscript"/>
+        </w:rPr>
+        <w:t>L</w:t>
+      </w:r>
+      <w:r>
+        <w:rPr>
+          <w:rFonts w:ascii="Arial" w:hAnsi="Arial" w:eastAsia="Arial" w:cs="Arial"/>
+          <w:b w:val="0"/>
+          <w:i w:val="0"/>
+          <w:sz w:val="22"/>
+        </w:rPr>
+        <w:t xml:space="preserve"> dan X</w:t>
+      </w:r>
+      <w:r>
+        <w:rPr>
+          <w:rFonts w:ascii="Arial" w:hAnsi="Arial" w:eastAsia="Arial" w:cs="Arial"/>
+          <w:b w:val="0"/>
+          <w:i w:val="0"/>
+          <w:sz w:val="22"/>
+          <w:vertAlign w:val="subscript"/>
+        </w:rPr>
+        <w:t>C</w:t>
+      </w:r>
+      <w:r>
+        <w:rPr>
+          <w:rFonts w:ascii="Arial" w:hAnsi="Arial" w:eastAsia="Arial" w:cs="Arial"/>
+          <w:b w:val="0"/>
+          <w:i w:val="0"/>
+          <w:sz w:val="22"/>
+        </w:rPr>
+        <w:t xml:space="preserve"> seri membentuk resonansi listrik di bawah 50 Hz yang dapat berpasangan dengan mode puntir poros turbin–generator (kecelakaan Mohave 1970–71); dibatasi lewat k dan filter.</w:t>
       </w:r>
     </w:p>
     <w:p>
@@ -10384,7 +10869,26 @@
           <w:i w:val="0"/>
           <w:sz w:val="22"/>
         </w:rPr>
-        <w:t>TCSC (kapasitor seri terkendali tiristor) dan UPFC mengubah X_eff atau sudut secara dinamis; generasi lanjutan dari kompensasi seri tetap.</w:t>
+        <w:t>TCSC (kapasitor seri terkendali tiristor) dan UPFC mengubah X</w:t>
+      </w:r>
+      <w:r>
+        <w:rPr>
+          <w:rFonts w:ascii="Arial" w:hAnsi="Arial" w:eastAsia="Arial" w:cs="Arial"/>
+          <w:b w:val="0"/>
+          <w:i w:val="0"/>
+          <w:sz w:val="22"/>
+          <w:vertAlign w:val="subscript"/>
+        </w:rPr>
+        <w:t>eff</w:t>
+      </w:r>
+      <w:r>
+        <w:rPr>
+          <w:rFonts w:ascii="Arial" w:hAnsi="Arial" w:eastAsia="Arial" w:cs="Arial"/>
+          <w:b w:val="0"/>
+          <w:i w:val="0"/>
+          <w:sz w:val="22"/>
+        </w:rPr>
+        <w:t xml:space="preserve"> atau sudut secara dinamis; generasi lanjutan dari kompensasi seri tetap.</w:t>
       </w:r>
     </w:p>
     <w:p>
@@ -10400,7 +10904,7 @@
           <w:i w:val="0"/>
           <w:sz w:val="20"/>
         </w:rPr>
-        <w:t>Tabel 5. Derajat kompensasi k: X_eff (Ω), P_maks (MW), δ pada 400 MW, Cadangan.</w:t>
+        <w:t>Tabel 5. Derajat kompensasi k: Xeff (Ω), Pmaks (MW), δ pada 400 MW, Cadangan.</w:t>
       </w:r>
     </w:p>
     <w:tbl>
@@ -10454,7 +10958,26 @@
                 <w:i w:val="0"/>
                 <w:sz w:val="18"/>
               </w:rPr>
-              <w:t>X_eff (Ω)</w:t>
+              <w:t>X</w:t>
+            </w:r>
+            <w:r>
+              <w:rPr>
+                <w:rFonts w:ascii="Arial" w:hAnsi="Arial" w:eastAsia="Arial" w:cs="Arial"/>
+                <w:b/>
+                <w:i w:val="0"/>
+                <w:sz w:val="18"/>
+                <w:vertAlign w:val="subscript"/>
+              </w:rPr>
+              <w:t>eff</w:t>
+            </w:r>
+            <w:r>
+              <w:rPr>
+                <w:rFonts w:ascii="Arial" w:hAnsi="Arial" w:eastAsia="Arial" w:cs="Arial"/>
+                <w:b/>
+                <w:i w:val="0"/>
+                <w:sz w:val="18"/>
+              </w:rPr>
+              <w:t xml:space="preserve"> (Ω)</w:t>
             </w:r>
           </w:p>
         </w:tc>
@@ -10474,7 +10997,26 @@
                 <w:i w:val="0"/>
                 <w:sz w:val="18"/>
               </w:rPr>
-              <w:t>P_maks (MW)</w:t>
+              <w:t>P</w:t>
+            </w:r>
+            <w:r>
+              <w:rPr>
+                <w:rFonts w:ascii="Arial" w:hAnsi="Arial" w:eastAsia="Arial" w:cs="Arial"/>
+                <w:b/>
+                <w:i w:val="0"/>
+                <w:sz w:val="18"/>
+                <w:vertAlign w:val="subscript"/>
+              </w:rPr>
+              <w:t>maks</w:t>
+            </w:r>
+            <w:r>
+              <w:rPr>
+                <w:rFonts w:ascii="Arial" w:hAnsi="Arial" w:eastAsia="Arial" w:cs="Arial"/>
+                <w:b/>
+                <w:i w:val="0"/>
+                <w:sz w:val="18"/>
+              </w:rPr>
+              <w:t xml:space="preserve"> (MW)</w:t>
             </w:r>
           </w:p>
         </w:tc>
@@ -11045,7 +11587,26 @@
           <w:i w:val="0"/>
           <w:sz w:val="21"/>
         </w:rPr>
-        <w:t xml:space="preserve"> dari 40% ke 70% kompensasi, P_maks naik dua kali lipat lagi, tetapi risiko resonansi subsinkron dan tegangan lebih pada kapasitor ikut naik; rancangan praktis berhenti di 50–70%. Soal C9 dan C14 memakai Persamaan (8).</w:t>
+        <w:t xml:space="preserve"> dari 40% ke 70% kompensasi, P</w:t>
+      </w:r>
+      <w:r>
+        <w:rPr>
+          <w:rFonts w:ascii="Arial" w:hAnsi="Arial" w:eastAsia="Arial" w:cs="Arial"/>
+          <w:b w:val="0"/>
+          <w:i w:val="0"/>
+          <w:sz w:val="21"/>
+          <w:vertAlign w:val="subscript"/>
+        </w:rPr>
+        <w:t>maks</w:t>
+      </w:r>
+      <w:r>
+        <w:rPr>
+          <w:rFonts w:ascii="Arial" w:hAnsi="Arial" w:eastAsia="Arial" w:cs="Arial"/>
+          <w:b w:val="0"/>
+          <w:i w:val="0"/>
+          <w:sz w:val="21"/>
+        </w:rPr>
+        <w:t xml:space="preserve"> naik dua kali lipat lagi, tetapi risiko resonansi subsinkron dan tegangan lebih pada kapasitor ikut naik; rancangan praktis berhenti di 50–70%. Soal C9 dan C14 memakai Persamaan (8).</w:t>
       </w:r>
     </w:p>
     <w:p>
@@ -11061,7 +11622,9 @@
           <w:color w:val="1F3864"/>
           <w:sz w:val="28"/>
         </w:rPr>
-        <w:t>TRANSIEN SALURAN: GELOMBANG BERJALAN</w:t>
+        <w:t>TRANSIEN SALURAN:</w:t>
+        <w:br/>
+        <w:t>GELOMBANG BERJALAN</w:t>
       </w:r>
     </w:p>
     <w:p>
@@ -11387,7 +11950,26 @@
           <w:i w:val="0"/>
           <w:sz w:val="22"/>
         </w:rPr>
-        <w:t xml:space="preserve"> — Petir dan pensaklaran menimbulkan perubahan dalam mikrodetik; pada skala waktu itu saluran bukan rangkaian terkumpul melainkan medium rambat. Tegangan dan arus surja merambat bersama dengan perbandingan tetap Z_c, dan sampai ada perubahan impedansi (ujung, sambungan, trafo) gelombang tidak 'tahu' apa yang ada di depannya.</w:t>
+        <w:t xml:space="preserve"> — Petir dan pensaklaran menimbulkan perubahan dalam mikrodetik; pada skala waktu itu saluran bukan rangkaian terkumpul melainkan medium rambat. Tegangan dan arus surja merambat bersama dengan perbandingan tetap Z</w:t>
+      </w:r>
+      <w:r>
+        <w:rPr>
+          <w:rFonts w:ascii="Arial" w:hAnsi="Arial" w:eastAsia="Arial" w:cs="Arial"/>
+          <w:b w:val="0"/>
+          <w:i w:val="0"/>
+          <w:sz w:val="22"/>
+          <w:vertAlign w:val="subscript"/>
+        </w:rPr>
+        <w:t>c</w:t>
+      </w:r>
+      <w:r>
+        <w:rPr>
+          <w:rFonts w:ascii="Arial" w:hAnsi="Arial" w:eastAsia="Arial" w:cs="Arial"/>
+          <w:b w:val="0"/>
+          <w:i w:val="0"/>
+          <w:sz w:val="22"/>
+        </w:rPr>
+        <w:t>, dan sampai ada perubahan impedansi (ujung, sambungan, trafo) gelombang tidak 'tahu' apa yang ada di depannya.</w:t>
       </w:r>
     </w:p>
     <w:p>
@@ -11808,7 +12390,26 @@
           <w:i w:val="0"/>
           <w:sz w:val="22"/>
         </w:rPr>
-        <w:t xml:space="preserve"> — Dua akibat praktis: (1) trafo (impedansi surja ribuan ohm) di ujung saluran melihat hampir dua kali tegangan surja, sehingga arester dipasang tepat di terminalnya; (2) kabel di depan gardu 'meredam' surja dari saluran udara, tetapi surja yang memasuki saluran udara dari kabel justru diperbesar. Arester surja adalah Z_2 tak linear yang menjadi kecil saat tegangan melampaui ambangnya.</w:t>
+        <w:t xml:space="preserve"> — Dua akibat praktis: (1) trafo (impedansi surja ribuan ohm) di ujung saluran melihat hampir dua kali tegangan surja, sehingga arester dipasang tepat di terminalnya; (2) kabel di depan gardu 'meredam' surja dari saluran udara, tetapi surja yang memasuki saluran udara dari kabel justru diperbesar. Arester surja adalah Z</w:t>
+      </w:r>
+      <w:r>
+        <w:rPr>
+          <w:rFonts w:ascii="Arial" w:hAnsi="Arial" w:eastAsia="Arial" w:cs="Arial"/>
+          <w:b w:val="0"/>
+          <w:i w:val="0"/>
+          <w:sz w:val="22"/>
+          <w:vertAlign w:val="subscript"/>
+        </w:rPr>
+        <w:t>2</w:t>
+      </w:r>
+      <w:r>
+        <w:rPr>
+          <w:rFonts w:ascii="Arial" w:hAnsi="Arial" w:eastAsia="Arial" w:cs="Arial"/>
+          <w:b w:val="0"/>
+          <w:i w:val="0"/>
+          <w:sz w:val="22"/>
+        </w:rPr>
+        <w:t xml:space="preserve"> tak linear yang menjadi kecil saat tegangan melampaui ambangnya.</w:t>
       </w:r>
     </w:p>
     <w:p>
@@ -11969,7 +12570,26 @@
           <w:i w:val="0"/>
           <w:sz w:val="22"/>
         </w:rPr>
-        <w:t xml:space="preserve">Sambaran 10–30 kA pada Z_c/2 (dua arah) menimbulkan jutaan volt; kawat tanah dan pentanahan menara menangkapnya, arester memotong yang tersisa. </w:t>
+        <w:t>Sambaran 10–30 kA pada Z</w:t>
+      </w:r>
+      <w:r>
+        <w:rPr>
+          <w:rFonts w:ascii="Arial" w:hAnsi="Arial" w:eastAsia="Arial" w:cs="Arial"/>
+          <w:b w:val="0"/>
+          <w:i w:val="0"/>
+          <w:sz w:val="22"/>
+          <w:vertAlign w:val="subscript"/>
+        </w:rPr>
+        <w:t>c</w:t>
+      </w:r>
+      <w:r>
+        <w:rPr>
+          <w:rFonts w:ascii="Arial" w:hAnsi="Arial" w:eastAsia="Arial" w:cs="Arial"/>
+          <w:b w:val="0"/>
+          <w:i w:val="0"/>
+          <w:sz w:val="22"/>
+        </w:rPr>
+        <w:t xml:space="preserve">/2 (dua arah) menimbulkan jutaan volt; kawat tanah dan pentanahan menara menangkapnya, arester memotong yang tersisa. </w:t>
       </w:r>
       <w:r>
         <w:rPr>
@@ -12110,7 +12730,45 @@
           <w:i w:val="0"/>
           <w:sz w:val="22"/>
         </w:rPr>
-        <w:t>Z_surja trafo ≫ Z_c saluran: ρ ≈ +1, tegangan terminal ≈ 2V datang; muka gelombang curam menekan isolasi lilitan pertama, alasan BIL (basic insulation level).</w:t>
+        <w:t>Z</w:t>
+      </w:r>
+      <w:r>
+        <w:rPr>
+          <w:rFonts w:ascii="Arial" w:hAnsi="Arial" w:eastAsia="Arial" w:cs="Arial"/>
+          <w:b w:val="0"/>
+          <w:i w:val="0"/>
+          <w:sz w:val="22"/>
+          <w:vertAlign w:val="subscript"/>
+        </w:rPr>
+        <w:t>surja</w:t>
+      </w:r>
+      <w:r>
+        <w:rPr>
+          <w:rFonts w:ascii="Arial" w:hAnsi="Arial" w:eastAsia="Arial" w:cs="Arial"/>
+          <w:b w:val="0"/>
+          <w:i w:val="0"/>
+          <w:sz w:val="22"/>
+        </w:rPr>
+        <w:t xml:space="preserve"> trafo ≫ Z</w:t>
+      </w:r>
+      <w:r>
+        <w:rPr>
+          <w:rFonts w:ascii="Arial" w:hAnsi="Arial" w:eastAsia="Arial" w:cs="Arial"/>
+          <w:b w:val="0"/>
+          <w:i w:val="0"/>
+          <w:sz w:val="22"/>
+          <w:vertAlign w:val="subscript"/>
+        </w:rPr>
+        <w:t>c</w:t>
+      </w:r>
+      <w:r>
+        <w:rPr>
+          <w:rFonts w:ascii="Arial" w:hAnsi="Arial" w:eastAsia="Arial" w:cs="Arial"/>
+          <w:b w:val="0"/>
+          <w:i w:val="0"/>
+          <w:sz w:val="22"/>
+        </w:rPr>
+        <w:t xml:space="preserve"> saluran: ρ ≈ +1, tegangan terminal ≈ 2V datang; muka gelombang curam menekan isolasi lilitan pertama, alasan BIL (basic insulation level).</w:t>
       </w:r>
     </w:p>
     <w:p>
@@ -12901,7 +13559,45 @@
           <w:i w:val="0"/>
           <w:sz w:val="21"/>
         </w:rPr>
-        <w:t xml:space="preserve"> motor dan VSD di pabrik melihat surja yang sama: kabel motor panjang dengan inverter PWM (muka gelombang &lt; 1 µs) memantulkan gelombang di terminal motor (Z_motor ≫ Z_kabel) sehingga tegangan lilitan mencapai 2 pu, penyebab kerusakan isolasi motor 'baru'. Obatnya sama dengan sistem transmisi: reaktor/filter dv/dt, kabel lebih pendek, atau motor berisolasi inverter-duty. Soal C10 dan C15 memakai Persamaan (9)–(10).</w:t>
+        <w:t xml:space="preserve"> motor dan VSD di pabrik melihat surja yang sama: kabel motor panjang dengan inverter PWM (muka gelombang &lt; 1 µs) memantulkan gelombang di terminal motor (Z</w:t>
+      </w:r>
+      <w:r>
+        <w:rPr>
+          <w:rFonts w:ascii="Arial" w:hAnsi="Arial" w:eastAsia="Arial" w:cs="Arial"/>
+          <w:b w:val="0"/>
+          <w:i w:val="0"/>
+          <w:sz w:val="21"/>
+          <w:vertAlign w:val="subscript"/>
+        </w:rPr>
+        <w:t>motor</w:t>
+      </w:r>
+      <w:r>
+        <w:rPr>
+          <w:rFonts w:ascii="Arial" w:hAnsi="Arial" w:eastAsia="Arial" w:cs="Arial"/>
+          <w:b w:val="0"/>
+          <w:i w:val="0"/>
+          <w:sz w:val="21"/>
+        </w:rPr>
+        <w:t xml:space="preserve"> ≫ Z</w:t>
+      </w:r>
+      <w:r>
+        <w:rPr>
+          <w:rFonts w:ascii="Arial" w:hAnsi="Arial" w:eastAsia="Arial" w:cs="Arial"/>
+          <w:b w:val="0"/>
+          <w:i w:val="0"/>
+          <w:sz w:val="21"/>
+          <w:vertAlign w:val="subscript"/>
+        </w:rPr>
+        <w:t>kabel</w:t>
+      </w:r>
+      <w:r>
+        <w:rPr>
+          <w:rFonts w:ascii="Arial" w:hAnsi="Arial" w:eastAsia="Arial" w:cs="Arial"/>
+          <w:b w:val="0"/>
+          <w:i w:val="0"/>
+          <w:sz w:val="21"/>
+        </w:rPr>
+        <w:t>) sehingga tegangan lilitan mencapai 2 pu, penyebab kerusakan isolasi motor 'baru'. Obatnya sama dengan sistem transmisi: reaktor/filter dv/dt, kabel lebih pendek, atau motor berisolasi inverter-duty. Soal C10 dan C15 memakai Persamaan (9)–(10).</w:t>
       </w:r>
     </w:p>
     <w:p>
@@ -12917,7 +13613,9 @@
           <w:color w:val="1F3864"/>
           <w:sz w:val="28"/>
         </w:rPr>
-        <w:t>ANIMASI INTERAKTIF SALURAN TRANSMISI</w:t>
+        <w:t>ANIMASI INTERAKTIF</w:t>
+        <w:br/>
+        <w:t>SALURAN TRANSMISI</w:t>
       </w:r>
     </w:p>
     <w:p>
@@ -12948,7 +13646,49 @@
           <w:color w:val="2E4A7A"/>
           <w:sz w:val="24"/>
         </w:rPr>
-        <w:t>Animasi 1 — Diagram Fasor Saluran Pendek VS = VR + I(R + jX) pada 66 kV</w:t>
+        <w:t>Animasi 1 — Diagram Fasor Saluran Pendek V</w:t>
+      </w:r>
+      <w:r>
+        <w:rPr>
+          <w:rFonts w:ascii="Arial" w:hAnsi="Arial" w:eastAsia="Arial" w:cs="Arial"/>
+          <w:b/>
+          <w:i w:val="0"/>
+          <w:color w:val="2E4A7A"/>
+          <w:sz w:val="24"/>
+          <w:vertAlign w:val="subscript"/>
+        </w:rPr>
+        <w:t>S</w:t>
+      </w:r>
+      <w:r>
+        <w:rPr>
+          <w:rFonts w:ascii="Arial" w:hAnsi="Arial" w:eastAsia="Arial" w:cs="Arial"/>
+          <w:b/>
+          <w:i w:val="0"/>
+          <w:color w:val="2E4A7A"/>
+          <w:sz w:val="24"/>
+        </w:rPr>
+        <w:t xml:space="preserve"> = V</w:t>
+      </w:r>
+      <w:r>
+        <w:rPr>
+          <w:rFonts w:ascii="Arial" w:hAnsi="Arial" w:eastAsia="Arial" w:cs="Arial"/>
+          <w:b/>
+          <w:i w:val="0"/>
+          <w:color w:val="2E4A7A"/>
+          <w:sz w:val="24"/>
+          <w:vertAlign w:val="subscript"/>
+        </w:rPr>
+        <w:t>R</w:t>
+      </w:r>
+      <w:r>
+        <w:rPr>
+          <w:rFonts w:ascii="Arial" w:hAnsi="Arial" w:eastAsia="Arial" w:cs="Arial"/>
+          <w:b/>
+          <w:i w:val="0"/>
+          <w:color w:val="2E4A7A"/>
+          <w:sz w:val="24"/>
+        </w:rPr>
+        <w:t xml:space="preserve"> + I(R + jX) pada 66 kV</w:t>
       </w:r>
     </w:p>
     <w:p>
@@ -12992,7 +13732,45 @@
           <w:i w:val="0"/>
           <w:sz w:val="21"/>
         </w:rPr>
-        <w:t xml:space="preserve"> Biru V_R (acuan), merah arus beban, kuning jatuh tegangan I·R (sejajar arus), ungu j·I·X (tegak lurus arus), hijau V_S hasilnya; batang di kanan membandingkan tegangan antar-saluran kedua ujung.</w:t>
+        <w:t xml:space="preserve"> Biru V</w:t>
+      </w:r>
+      <w:r>
+        <w:rPr>
+          <w:rFonts w:ascii="Arial" w:hAnsi="Arial" w:eastAsia="Arial" w:cs="Arial"/>
+          <w:b w:val="0"/>
+          <w:i w:val="0"/>
+          <w:sz w:val="21"/>
+          <w:vertAlign w:val="subscript"/>
+        </w:rPr>
+        <w:t>R</w:t>
+      </w:r>
+      <w:r>
+        <w:rPr>
+          <w:rFonts w:ascii="Arial" w:hAnsi="Arial" w:eastAsia="Arial" w:cs="Arial"/>
+          <w:b w:val="0"/>
+          <w:i w:val="0"/>
+          <w:sz w:val="21"/>
+        </w:rPr>
+        <w:t xml:space="preserve"> (acuan), merah arus beban, kuning jatuh tegangan I·R (sejajar arus), ungu j·I·X (tegak lurus arus), hijau V</w:t>
+      </w:r>
+      <w:r>
+        <w:rPr>
+          <w:rFonts w:ascii="Arial" w:hAnsi="Arial" w:eastAsia="Arial" w:cs="Arial"/>
+          <w:b w:val="0"/>
+          <w:i w:val="0"/>
+          <w:sz w:val="21"/>
+          <w:vertAlign w:val="subscript"/>
+        </w:rPr>
+        <w:t>S</w:t>
+      </w:r>
+      <w:r>
+        <w:rPr>
+          <w:rFonts w:ascii="Arial" w:hAnsi="Arial" w:eastAsia="Arial" w:cs="Arial"/>
+          <w:b w:val="0"/>
+          <w:i w:val="0"/>
+          <w:sz w:val="21"/>
+        </w:rPr>
+        <w:t xml:space="preserve"> hasilnya; batang di kanan membandingkan tegangan antar-saluran kedua ujung.</w:t>
       </w:r>
       <w:r>
         <w:br/>
@@ -13022,7 +13800,64 @@
           <w:i w:val="0"/>
           <w:sz w:val="21"/>
         </w:rPr>
-        <w:t xml:space="preserve"> dan membuat j·I·X hampir sejajar V_R: jatuh tegangan membesar. (2) Pada pf 1, j·I·X tegak lurus V_R dan hanya sedikit menambah panjang V_S. (3) Readout memberi ΔV pendekatan, regulasi, rugi, dan sudut δ. Soal C2, C6, dan C13.</w:t>
+        <w:t xml:space="preserve"> dan membuat j·I·X hampir sejajar V</w:t>
+      </w:r>
+      <w:r>
+        <w:rPr>
+          <w:rFonts w:ascii="Arial" w:hAnsi="Arial" w:eastAsia="Arial" w:cs="Arial"/>
+          <w:b w:val="0"/>
+          <w:i w:val="0"/>
+          <w:sz w:val="21"/>
+          <w:vertAlign w:val="subscript"/>
+        </w:rPr>
+        <w:t>R</w:t>
+      </w:r>
+      <w:r>
+        <w:rPr>
+          <w:rFonts w:ascii="Arial" w:hAnsi="Arial" w:eastAsia="Arial" w:cs="Arial"/>
+          <w:b w:val="0"/>
+          <w:i w:val="0"/>
+          <w:sz w:val="21"/>
+        </w:rPr>
+        <w:t>: jatuh tegangan membesar. (2) Pada pf 1, j·I·X tegak lurus V</w:t>
+      </w:r>
+      <w:r>
+        <w:rPr>
+          <w:rFonts w:ascii="Arial" w:hAnsi="Arial" w:eastAsia="Arial" w:cs="Arial"/>
+          <w:b w:val="0"/>
+          <w:i w:val="0"/>
+          <w:sz w:val="21"/>
+          <w:vertAlign w:val="subscript"/>
+        </w:rPr>
+        <w:t>R</w:t>
+      </w:r>
+      <w:r>
+        <w:rPr>
+          <w:rFonts w:ascii="Arial" w:hAnsi="Arial" w:eastAsia="Arial" w:cs="Arial"/>
+          <w:b w:val="0"/>
+          <w:i w:val="0"/>
+          <w:sz w:val="21"/>
+        </w:rPr>
+        <w:t xml:space="preserve"> dan hanya sedikit menambah panjang V</w:t>
+      </w:r>
+      <w:r>
+        <w:rPr>
+          <w:rFonts w:ascii="Arial" w:hAnsi="Arial" w:eastAsia="Arial" w:cs="Arial"/>
+          <w:b w:val="0"/>
+          <w:i w:val="0"/>
+          <w:sz w:val="21"/>
+          <w:vertAlign w:val="subscript"/>
+        </w:rPr>
+        <w:t>S</w:t>
+      </w:r>
+      <w:r>
+        <w:rPr>
+          <w:rFonts w:ascii="Arial" w:hAnsi="Arial" w:eastAsia="Arial" w:cs="Arial"/>
+          <w:b w:val="0"/>
+          <w:i w:val="0"/>
+          <w:sz w:val="21"/>
+        </w:rPr>
+        <w:t>. (3) Readout memberi ΔV pendekatan, regulasi, rugi, dan sudut δ. Soal C2, C6, dan C13.</w:t>
       </w:r>
     </w:p>
     <w:p>
@@ -13202,7 +14037,26 @@
           <w:i w:val="0"/>
           <w:sz w:val="21"/>
         </w:rPr>
-        <w:t>: puncak kurva naik dan titik operasi bergeser ke kiri (δ lebih kecil, lebih stabil). (2) Naikkan P sampai melampaui puncak: tidak ada titik operasi, sistem lepas sinkron. (3) Menggandakan tegangan melipatempatkan P_maks: alasan transmisi 500 kV. Soal C9 dan C14.</w:t>
+        <w:t>: puncak kurva naik dan titik operasi bergeser ke kiri (δ lebih kecil, lebih stabil). (2) Naikkan P sampai melampaui puncak: tidak ada titik operasi, sistem lepas sinkron. (3) Menggandakan tegangan melipatempatkan P</w:t>
+      </w:r>
+      <w:r>
+        <w:rPr>
+          <w:rFonts w:ascii="Arial" w:hAnsi="Arial" w:eastAsia="Arial" w:cs="Arial"/>
+          <w:b w:val="0"/>
+          <w:i w:val="0"/>
+          <w:sz w:val="21"/>
+          <w:vertAlign w:val="subscript"/>
+        </w:rPr>
+        <w:t>maks</w:t>
+      </w:r>
+      <w:r>
+        <w:rPr>
+          <w:rFonts w:ascii="Arial" w:hAnsi="Arial" w:eastAsia="Arial" w:cs="Arial"/>
+          <w:b w:val="0"/>
+          <w:i w:val="0"/>
+          <w:sz w:val="21"/>
+        </w:rPr>
+        <w:t>: alasan transmisi 500 kV. Soal C9 dan C14.</w:t>
       </w:r>
     </w:p>
     <w:p>
@@ -13218,7 +14072,39 @@
           <w:color w:val="2E4A7A"/>
           <w:sz w:val="24"/>
         </w:rPr>
-        <w:t>Animasi 4 — Gelombang Berjalan: Pantulan dan Transmisi di Sambungan Z1 → Z2</w:t>
+        <w:t>Animasi 4 — Gelombang Berjalan: Pantulan dan Transmisi di Sambungan Z</w:t>
+      </w:r>
+      <w:r>
+        <w:rPr>
+          <w:rFonts w:ascii="Arial" w:hAnsi="Arial" w:eastAsia="Arial" w:cs="Arial"/>
+          <w:b/>
+          <w:i w:val="0"/>
+          <w:color w:val="2E4A7A"/>
+          <w:sz w:val="24"/>
+          <w:vertAlign w:val="subscript"/>
+        </w:rPr>
+        <w:t>1</w:t>
+      </w:r>
+      <w:r>
+        <w:rPr>
+          <w:rFonts w:ascii="Arial" w:hAnsi="Arial" w:eastAsia="Arial" w:cs="Arial"/>
+          <w:b/>
+          <w:i w:val="0"/>
+          <w:color w:val="2E4A7A"/>
+          <w:sz w:val="24"/>
+        </w:rPr>
+        <w:t xml:space="preserve"> → Z</w:t>
+      </w:r>
+      <w:r>
+        <w:rPr>
+          <w:rFonts w:ascii="Arial" w:hAnsi="Arial" w:eastAsia="Arial" w:cs="Arial"/>
+          <w:b/>
+          <w:i w:val="0"/>
+          <w:color w:val="2E4A7A"/>
+          <w:sz w:val="24"/>
+          <w:vertAlign w:val="subscript"/>
+        </w:rPr>
+        <w:t>2</w:t>
       </w:r>
     </w:p>
     <w:p>
@@ -13321,7 +14207,83 @@
           <w:i w:val="0"/>
           <w:sz w:val="21"/>
         </w:rPr>
-        <w:t xml:space="preserve"> pada Animasi 2 atur 150 km, 60 MW, pf 0,90 tanpa kapasitor dan cocokkan V_R dengan Bagian 03 (V_S 132 kV → V_R ≈ 114,5 kV); tambahkan kapasitor sampai V_R kembali ±132 kV dan bandingkan MVAR-nya dengan 17 MVAR pada Gambar 4. Pada Animasi 4 atur Z₁ = 400, Z₂ = 50 dan cocokkan τ = 0,222 dengan Gambar 6.</w:t>
+        <w:t xml:space="preserve"> pada Animasi 2 atur 150 km, 60 MW, pf 0,90 tanpa kapasitor dan cocokkan V</w:t>
+      </w:r>
+      <w:r>
+        <w:rPr>
+          <w:rFonts w:ascii="Arial" w:hAnsi="Arial" w:eastAsia="Arial" w:cs="Arial"/>
+          <w:b w:val="0"/>
+          <w:i w:val="0"/>
+          <w:sz w:val="21"/>
+          <w:vertAlign w:val="subscript"/>
+        </w:rPr>
+        <w:t>R</w:t>
+      </w:r>
+      <w:r>
+        <w:rPr>
+          <w:rFonts w:ascii="Arial" w:hAnsi="Arial" w:eastAsia="Arial" w:cs="Arial"/>
+          <w:b w:val="0"/>
+          <w:i w:val="0"/>
+          <w:sz w:val="21"/>
+        </w:rPr>
+        <w:t xml:space="preserve"> dengan Bagian 03 (V</w:t>
+      </w:r>
+      <w:r>
+        <w:rPr>
+          <w:rFonts w:ascii="Arial" w:hAnsi="Arial" w:eastAsia="Arial" w:cs="Arial"/>
+          <w:b w:val="0"/>
+          <w:i w:val="0"/>
+          <w:sz w:val="21"/>
+          <w:vertAlign w:val="subscript"/>
+        </w:rPr>
+        <w:t>S</w:t>
+      </w:r>
+      <w:r>
+        <w:rPr>
+          <w:rFonts w:ascii="Arial" w:hAnsi="Arial" w:eastAsia="Arial" w:cs="Arial"/>
+          <w:b w:val="0"/>
+          <w:i w:val="0"/>
+          <w:sz w:val="21"/>
+        </w:rPr>
+        <w:t xml:space="preserve"> 132 kV → V</w:t>
+      </w:r>
+      <w:r>
+        <w:rPr>
+          <w:rFonts w:ascii="Arial" w:hAnsi="Arial" w:eastAsia="Arial" w:cs="Arial"/>
+          <w:b w:val="0"/>
+          <w:i w:val="0"/>
+          <w:sz w:val="21"/>
+          <w:vertAlign w:val="subscript"/>
+        </w:rPr>
+        <w:t>R</w:t>
+      </w:r>
+      <w:r>
+        <w:rPr>
+          <w:rFonts w:ascii="Arial" w:hAnsi="Arial" w:eastAsia="Arial" w:cs="Arial"/>
+          <w:b w:val="0"/>
+          <w:i w:val="0"/>
+          <w:sz w:val="21"/>
+        </w:rPr>
+        <w:t xml:space="preserve"> ≈ 114,5 kV); tambahkan kapasitor sampai V</w:t>
+      </w:r>
+      <w:r>
+        <w:rPr>
+          <w:rFonts w:ascii="Arial" w:hAnsi="Arial" w:eastAsia="Arial" w:cs="Arial"/>
+          <w:b w:val="0"/>
+          <w:i w:val="0"/>
+          <w:sz w:val="21"/>
+          <w:vertAlign w:val="subscript"/>
+        </w:rPr>
+        <w:t>R</w:t>
+      </w:r>
+      <w:r>
+        <w:rPr>
+          <w:rFonts w:ascii="Arial" w:hAnsi="Arial" w:eastAsia="Arial" w:cs="Arial"/>
+          <w:b w:val="0"/>
+          <w:i w:val="0"/>
+          <w:sz w:val="21"/>
+        </w:rPr>
+        <w:t xml:space="preserve"> kembali ±132 kV dan bandingkan MVAR-nya dengan 17 MVAR pada Gambar 4. Pada Animasi 4 atur Z₁ = 400, Z₂ = 50 dan cocokkan τ = 0,222 dengan Gambar 6.</w:t>
       </w:r>
     </w:p>
     <w:p>
@@ -13337,7 +14299,9 @@
           <w:color w:val="1F3864"/>
           <w:sz w:val="28"/>
         </w:rPr>
-        <w:t>IMPLEMENTASI PYTHON DI JUPYTER NOTEBOOK</w:t>
+        <w:t>IMPLEMENTASI PYTHON</w:t>
+        <w:br/>
+        <w:t>DI JUPYTER NOTEBOOK</w:t>
       </w:r>
     </w:p>
     <w:p>
@@ -13415,7 +14379,28 @@
           <w:color w:val="2E4A7A"/>
           <w:sz w:val="20"/>
         </w:rPr>
-        <w:t>Cell 1 — Saluran Pendek: Fasor V_S, Jatuh Tegangan, Regulasi, dan Efisiensi</w:t>
+        <w:t>Cell 1 — Saluran Pendek: Fasor V</w:t>
+      </w:r>
+      <w:r>
+        <w:rPr>
+          <w:rFonts w:ascii="Arial" w:hAnsi="Arial" w:eastAsia="Arial" w:cs="Arial"/>
+          <w:b/>
+          <w:i w:val="0"/>
+          <w:color w:val="2E4A7A"/>
+          <w:sz w:val="20"/>
+          <w:vertAlign w:val="subscript"/>
+        </w:rPr>
+        <w:t>S</w:t>
+      </w:r>
+      <w:r>
+        <w:rPr>
+          <w:rFonts w:ascii="Arial" w:hAnsi="Arial" w:eastAsia="Arial" w:cs="Arial"/>
+          <w:b/>
+          <w:i w:val="0"/>
+          <w:color w:val="2E4A7A"/>
+          <w:sz w:val="20"/>
+        </w:rPr>
+        <w:t>, Jatuh Tegangan, Regulasi, dan Efisiensi</w:t>
       </w:r>
     </w:p>
     <w:p>
@@ -13599,7 +14584,28 @@
           <w:color w:val="2E4A7A"/>
           <w:sz w:val="20"/>
         </w:rPr>
-        <w:t>Cell 2 — Saluran Menengah Nominal-π: ABCD, V_S, Regulasi, dan Efek Ferranti</w:t>
+        <w:t>Cell 2 — Saluran Menengah Nominal-π: ABCD, V</w:t>
+      </w:r>
+      <w:r>
+        <w:rPr>
+          <w:rFonts w:ascii="Arial" w:hAnsi="Arial" w:eastAsia="Arial" w:cs="Arial"/>
+          <w:b/>
+          <w:i w:val="0"/>
+          <w:color w:val="2E4A7A"/>
+          <w:sz w:val="20"/>
+          <w:vertAlign w:val="subscript"/>
+        </w:rPr>
+        <w:t>S</w:t>
+      </w:r>
+      <w:r>
+        <w:rPr>
+          <w:rFonts w:ascii="Arial" w:hAnsi="Arial" w:eastAsia="Arial" w:cs="Arial"/>
+          <w:b/>
+          <w:i w:val="0"/>
+          <w:color w:val="2E4A7A"/>
+          <w:sz w:val="20"/>
+        </w:rPr>
+        <w:t>, Regulasi, dan Efek Ferranti</w:t>
       </w:r>
     </w:p>
     <w:p>
@@ -13837,7 +14843,28 @@
           <w:color w:val="2E4A7A"/>
           <w:sz w:val="20"/>
         </w:rPr>
-        <w:t>Cell 3 — Kompensasi Shunt dan Seri: Q_C, SIL, dan Kurva P–δ</w:t>
+        <w:t>Cell 3 — Kompensasi Shunt dan Seri: Q</w:t>
+      </w:r>
+      <w:r>
+        <w:rPr>
+          <w:rFonts w:ascii="Arial" w:hAnsi="Arial" w:eastAsia="Arial" w:cs="Arial"/>
+          <w:b/>
+          <w:i w:val="0"/>
+          <w:color w:val="2E4A7A"/>
+          <w:sz w:val="20"/>
+          <w:vertAlign w:val="subscript"/>
+        </w:rPr>
+        <w:t>C</w:t>
+      </w:r>
+      <w:r>
+        <w:rPr>
+          <w:rFonts w:ascii="Arial" w:hAnsi="Arial" w:eastAsia="Arial" w:cs="Arial"/>
+          <w:b/>
+          <w:i w:val="0"/>
+          <w:color w:val="2E4A7A"/>
+          <w:sz w:val="20"/>
+        </w:rPr>
+        <w:t>, SIL, dan Kurva P–δ</w:t>
       </w:r>
     </w:p>
     <w:p>
@@ -14419,7 +15446,64 @@
           <w:i w:val="0"/>
           <w:sz w:val="21"/>
         </w:rPr>
-        <w:t xml:space="preserve"> jalankan keempat cell dan cocokkan dengan Bagian 02–06: V_S model π 152,2 kV, regulasi 16,9%, Q_C 16,9 MVAR, P_maks 1.008 MW pada k = 0,4, dan τ = 0,222. Cell 1–4 memuat pola penyelesaian soal Hard C11–C15; ubah angkanya sesuai soal Anda, jangan hanya menyalin.</w:t>
+        <w:t xml:space="preserve"> jalankan keempat cell dan cocokkan dengan Bagian 02–06: V</w:t>
+      </w:r>
+      <w:r>
+        <w:rPr>
+          <w:rFonts w:ascii="Arial" w:hAnsi="Arial" w:eastAsia="Arial" w:cs="Arial"/>
+          <w:b w:val="0"/>
+          <w:i w:val="0"/>
+          <w:sz w:val="21"/>
+          <w:vertAlign w:val="subscript"/>
+        </w:rPr>
+        <w:t>S</w:t>
+      </w:r>
+      <w:r>
+        <w:rPr>
+          <w:rFonts w:ascii="Arial" w:hAnsi="Arial" w:eastAsia="Arial" w:cs="Arial"/>
+          <w:b w:val="0"/>
+          <w:i w:val="0"/>
+          <w:sz w:val="21"/>
+        </w:rPr>
+        <w:t xml:space="preserve"> model π 152,2 kV, regulasi 16,9%, Q</w:t>
+      </w:r>
+      <w:r>
+        <w:rPr>
+          <w:rFonts w:ascii="Arial" w:hAnsi="Arial" w:eastAsia="Arial" w:cs="Arial"/>
+          <w:b w:val="0"/>
+          <w:i w:val="0"/>
+          <w:sz w:val="21"/>
+          <w:vertAlign w:val="subscript"/>
+        </w:rPr>
+        <w:t>C</w:t>
+      </w:r>
+      <w:r>
+        <w:rPr>
+          <w:rFonts w:ascii="Arial" w:hAnsi="Arial" w:eastAsia="Arial" w:cs="Arial"/>
+          <w:b w:val="0"/>
+          <w:i w:val="0"/>
+          <w:sz w:val="21"/>
+        </w:rPr>
+        <w:t xml:space="preserve"> 16,9 MVAR, P</w:t>
+      </w:r>
+      <w:r>
+        <w:rPr>
+          <w:rFonts w:ascii="Arial" w:hAnsi="Arial" w:eastAsia="Arial" w:cs="Arial"/>
+          <w:b w:val="0"/>
+          <w:i w:val="0"/>
+          <w:sz w:val="21"/>
+          <w:vertAlign w:val="subscript"/>
+        </w:rPr>
+        <w:t>maks</w:t>
+      </w:r>
+      <w:r>
+        <w:rPr>
+          <w:rFonts w:ascii="Arial" w:hAnsi="Arial" w:eastAsia="Arial" w:cs="Arial"/>
+          <w:b w:val="0"/>
+          <w:i w:val="0"/>
+          <w:sz w:val="21"/>
+        </w:rPr>
+        <w:t xml:space="preserve"> 1.008 MW pada k = 0,4, dan τ = 0,222. Cell 1–4 memuat pola penyelesaian soal Hard C11–C15; ubah angkanya sesuai soal Anda, jangan hanya menyalin.</w:t>
       </w:r>
     </w:p>
     <w:p>
@@ -14652,7 +15736,64 @@
           <w:i w:val="0"/>
           <w:sz w:val="21"/>
         </w:rPr>
-        <w:t>(A) (VS − VR)/VS × 100% pada beban penuh</w:t>
+        <w:t>(A) (V</w:t>
+      </w:r>
+      <w:r>
+        <w:rPr>
+          <w:rFonts w:ascii="Arial" w:hAnsi="Arial" w:eastAsia="Arial" w:cs="Arial"/>
+          <w:b w:val="0"/>
+          <w:i w:val="0"/>
+          <w:sz w:val="21"/>
+          <w:vertAlign w:val="subscript"/>
+        </w:rPr>
+        <w:t>S</w:t>
+      </w:r>
+      <w:r>
+        <w:rPr>
+          <w:rFonts w:ascii="Arial" w:hAnsi="Arial" w:eastAsia="Arial" w:cs="Arial"/>
+          <w:b w:val="0"/>
+          <w:i w:val="0"/>
+          <w:sz w:val="21"/>
+        </w:rPr>
+        <w:t xml:space="preserve"> − V</w:t>
+      </w:r>
+      <w:r>
+        <w:rPr>
+          <w:rFonts w:ascii="Arial" w:hAnsi="Arial" w:eastAsia="Arial" w:cs="Arial"/>
+          <w:b w:val="0"/>
+          <w:i w:val="0"/>
+          <w:sz w:val="21"/>
+          <w:vertAlign w:val="subscript"/>
+        </w:rPr>
+        <w:t>R</w:t>
+      </w:r>
+      <w:r>
+        <w:rPr>
+          <w:rFonts w:ascii="Arial" w:hAnsi="Arial" w:eastAsia="Arial" w:cs="Arial"/>
+          <w:b w:val="0"/>
+          <w:i w:val="0"/>
+          <w:sz w:val="21"/>
+        </w:rPr>
+        <w:t>)/V</w:t>
+      </w:r>
+      <w:r>
+        <w:rPr>
+          <w:rFonts w:ascii="Arial" w:hAnsi="Arial" w:eastAsia="Arial" w:cs="Arial"/>
+          <w:b w:val="0"/>
+          <w:i w:val="0"/>
+          <w:sz w:val="21"/>
+          <w:vertAlign w:val="subscript"/>
+        </w:rPr>
+        <w:t>S</w:t>
+      </w:r>
+      <w:r>
+        <w:rPr>
+          <w:rFonts w:ascii="Arial" w:hAnsi="Arial" w:eastAsia="Arial" w:cs="Arial"/>
+          <w:b w:val="0"/>
+          <w:i w:val="0"/>
+          <w:sz w:val="21"/>
+        </w:rPr>
+        <w:t xml:space="preserve"> × 100% pada beban penuh</w:t>
       </w:r>
     </w:p>
     <w:p>
@@ -14700,7 +15841,64 @@
           <w:i w:val="0"/>
           <w:sz w:val="21"/>
         </w:rPr>
-        <w:t>(C) (VR,tanpa beban − VR,beban penuh)/VR,beban penuh × 100%</w:t>
+        <w:t>(C) (V</w:t>
+      </w:r>
+      <w:r>
+        <w:rPr>
+          <w:rFonts w:ascii="Arial" w:hAnsi="Arial" w:eastAsia="Arial" w:cs="Arial"/>
+          <w:b w:val="0"/>
+          <w:i w:val="0"/>
+          <w:sz w:val="21"/>
+          <w:vertAlign w:val="subscript"/>
+        </w:rPr>
+        <w:t>R,tanpa beban</w:t>
+      </w:r>
+      <w:r>
+        <w:rPr>
+          <w:rFonts w:ascii="Arial" w:hAnsi="Arial" w:eastAsia="Arial" w:cs="Arial"/>
+          <w:b w:val="0"/>
+          <w:i w:val="0"/>
+          <w:sz w:val="21"/>
+        </w:rPr>
+        <w:t xml:space="preserve"> − V</w:t>
+      </w:r>
+      <w:r>
+        <w:rPr>
+          <w:rFonts w:ascii="Arial" w:hAnsi="Arial" w:eastAsia="Arial" w:cs="Arial"/>
+          <w:b w:val="0"/>
+          <w:i w:val="0"/>
+          <w:sz w:val="21"/>
+          <w:vertAlign w:val="subscript"/>
+        </w:rPr>
+        <w:t>R,beban penuh</w:t>
+      </w:r>
+      <w:r>
+        <w:rPr>
+          <w:rFonts w:ascii="Arial" w:hAnsi="Arial" w:eastAsia="Arial" w:cs="Arial"/>
+          <w:b w:val="0"/>
+          <w:i w:val="0"/>
+          <w:sz w:val="21"/>
+        </w:rPr>
+        <w:t>)/V</w:t>
+      </w:r>
+      <w:r>
+        <w:rPr>
+          <w:rFonts w:ascii="Arial" w:hAnsi="Arial" w:eastAsia="Arial" w:cs="Arial"/>
+          <w:b w:val="0"/>
+          <w:i w:val="0"/>
+          <w:sz w:val="21"/>
+          <w:vertAlign w:val="subscript"/>
+        </w:rPr>
+        <w:t>R,beban penuh</w:t>
+      </w:r>
+      <w:r>
+        <w:rPr>
+          <w:rFonts w:ascii="Arial" w:hAnsi="Arial" w:eastAsia="Arial" w:cs="Arial"/>
+          <w:b w:val="0"/>
+          <w:i w:val="0"/>
+          <w:sz w:val="21"/>
+        </w:rPr>
+        <w:t xml:space="preserve"> × 100%</w:t>
       </w:r>
     </w:p>
     <w:p>
@@ -15528,7 +16726,45 @@
           <w:i w:val="0"/>
           <w:sz w:val="21"/>
         </w:rPr>
-        <w:t>(A) P = VS VR sin δ / X</w:t>
+        <w:t>(A) P = V</w:t>
+      </w:r>
+      <w:r>
+        <w:rPr>
+          <w:rFonts w:ascii="Arial" w:hAnsi="Arial" w:eastAsia="Arial" w:cs="Arial"/>
+          <w:b w:val="0"/>
+          <w:i w:val="0"/>
+          <w:sz w:val="21"/>
+          <w:vertAlign w:val="subscript"/>
+        </w:rPr>
+        <w:t>S</w:t>
+      </w:r>
+      <w:r>
+        <w:rPr>
+          <w:rFonts w:ascii="Arial" w:hAnsi="Arial" w:eastAsia="Arial" w:cs="Arial"/>
+          <w:b w:val="0"/>
+          <w:i w:val="0"/>
+          <w:sz w:val="21"/>
+        </w:rPr>
+        <w:t xml:space="preserve"> V</w:t>
+      </w:r>
+      <w:r>
+        <w:rPr>
+          <w:rFonts w:ascii="Arial" w:hAnsi="Arial" w:eastAsia="Arial" w:cs="Arial"/>
+          <w:b w:val="0"/>
+          <w:i w:val="0"/>
+          <w:sz w:val="21"/>
+          <w:vertAlign w:val="subscript"/>
+        </w:rPr>
+        <w:t>R</w:t>
+      </w:r>
+      <w:r>
+        <w:rPr>
+          <w:rFonts w:ascii="Arial" w:hAnsi="Arial" w:eastAsia="Arial" w:cs="Arial"/>
+          <w:b w:val="0"/>
+          <w:i w:val="0"/>
+          <w:sz w:val="21"/>
+        </w:rPr>
+        <w:t xml:space="preserve"> sin δ / X</w:t>
       </w:r>
     </w:p>
     <w:p>
@@ -15552,7 +16788,45 @@
           <w:i w:val="0"/>
           <w:sz w:val="21"/>
         </w:rPr>
-        <w:t>(B) P = VS VR cos δ / X</w:t>
+        <w:t>(B) P = V</w:t>
+      </w:r>
+      <w:r>
+        <w:rPr>
+          <w:rFonts w:ascii="Arial" w:hAnsi="Arial" w:eastAsia="Arial" w:cs="Arial"/>
+          <w:b w:val="0"/>
+          <w:i w:val="0"/>
+          <w:sz w:val="21"/>
+          <w:vertAlign w:val="subscript"/>
+        </w:rPr>
+        <w:t>S</w:t>
+      </w:r>
+      <w:r>
+        <w:rPr>
+          <w:rFonts w:ascii="Arial" w:hAnsi="Arial" w:eastAsia="Arial" w:cs="Arial"/>
+          <w:b w:val="0"/>
+          <w:i w:val="0"/>
+          <w:sz w:val="21"/>
+        </w:rPr>
+        <w:t xml:space="preserve"> V</w:t>
+      </w:r>
+      <w:r>
+        <w:rPr>
+          <w:rFonts w:ascii="Arial" w:hAnsi="Arial" w:eastAsia="Arial" w:cs="Arial"/>
+          <w:b w:val="0"/>
+          <w:i w:val="0"/>
+          <w:sz w:val="21"/>
+          <w:vertAlign w:val="subscript"/>
+        </w:rPr>
+        <w:t>R</w:t>
+      </w:r>
+      <w:r>
+        <w:rPr>
+          <w:rFonts w:ascii="Arial" w:hAnsi="Arial" w:eastAsia="Arial" w:cs="Arial"/>
+          <w:b w:val="0"/>
+          <w:i w:val="0"/>
+          <w:sz w:val="21"/>
+        </w:rPr>
+        <w:t xml:space="preserve"> cos δ / X</w:t>
       </w:r>
     </w:p>
     <w:p>
@@ -15576,7 +16850,64 @@
           <w:i w:val="0"/>
           <w:sz w:val="21"/>
         </w:rPr>
-        <w:t>(C) P = (VS − VR)2 / X</w:t>
+        <w:t>(C) P = (V</w:t>
+      </w:r>
+      <w:r>
+        <w:rPr>
+          <w:rFonts w:ascii="Arial" w:hAnsi="Arial" w:eastAsia="Arial" w:cs="Arial"/>
+          <w:b w:val="0"/>
+          <w:i w:val="0"/>
+          <w:sz w:val="21"/>
+          <w:vertAlign w:val="subscript"/>
+        </w:rPr>
+        <w:t>S</w:t>
+      </w:r>
+      <w:r>
+        <w:rPr>
+          <w:rFonts w:ascii="Arial" w:hAnsi="Arial" w:eastAsia="Arial" w:cs="Arial"/>
+          <w:b w:val="0"/>
+          <w:i w:val="0"/>
+          <w:sz w:val="21"/>
+        </w:rPr>
+        <w:t xml:space="preserve"> − V</w:t>
+      </w:r>
+      <w:r>
+        <w:rPr>
+          <w:rFonts w:ascii="Arial" w:hAnsi="Arial" w:eastAsia="Arial" w:cs="Arial"/>
+          <w:b w:val="0"/>
+          <w:i w:val="0"/>
+          <w:sz w:val="21"/>
+          <w:vertAlign w:val="subscript"/>
+        </w:rPr>
+        <w:t>R</w:t>
+      </w:r>
+      <w:r>
+        <w:rPr>
+          <w:rFonts w:ascii="Arial" w:hAnsi="Arial" w:eastAsia="Arial" w:cs="Arial"/>
+          <w:b w:val="0"/>
+          <w:i w:val="0"/>
+          <w:sz w:val="21"/>
+        </w:rPr>
+        <w:t>)</w:t>
+      </w:r>
+      <w:r>
+        <w:rPr>
+          <w:rFonts w:ascii="Arial" w:hAnsi="Arial" w:eastAsia="Arial" w:cs="Arial"/>
+          <w:b w:val="0"/>
+          <w:i w:val="0"/>
+          <w:sz w:val="21"/>
+          <w:vertAlign w:val="superscript"/>
+        </w:rPr>
+        <w:t>2</w:t>
+      </w:r>
+      <w:r>
+        <w:rPr>
+          <w:rFonts w:ascii="Arial" w:hAnsi="Arial" w:eastAsia="Arial" w:cs="Arial"/>
+          <w:b w:val="0"/>
+          <w:i w:val="0"/>
+          <w:sz w:val="21"/>
+        </w:rPr>
+        <w:t xml:space="preserve"> / X</w:t>
       </w:r>
     </w:p>
     <w:p>
@@ -15600,7 +16931,36 @@
           <w:i w:val="0"/>
           <w:sz w:val="21"/>
         </w:rPr>
-        <w:t>(D) P = VS2 / X</w:t>
+        <w:t>(D) P = V</w:t>
+      </w:r>
+      <w:r>
+        <w:rPr>
+          <w:rFonts w:ascii="Arial" w:hAnsi="Arial" w:eastAsia="Arial" w:cs="Arial"/>
+          <w:b w:val="0"/>
+          <w:i w:val="0"/>
+          <w:sz w:val="21"/>
+          <w:vertAlign w:val="subscript"/>
+        </w:rPr>
+        <w:t>S</w:t>
+      </w:r>
+      <w:r>
+        <w:rPr>
+          <w:rFonts w:ascii="Arial" w:hAnsi="Arial" w:eastAsia="Arial" w:cs="Arial"/>
+          <w:b w:val="0"/>
+          <w:i w:val="0"/>
+          <w:sz w:val="21"/>
+          <w:vertAlign w:val="superscript"/>
+        </w:rPr>
+        <w:t>2</w:t>
+      </w:r>
+      <w:r>
+        <w:rPr>
+          <w:rFonts w:ascii="Arial" w:hAnsi="Arial" w:eastAsia="Arial" w:cs="Arial"/>
+          <w:b w:val="0"/>
+          <w:i w:val="0"/>
+          <w:sz w:val="21"/>
+        </w:rPr>
+        <w:t xml:space="preserve"> / X</w:t>
       </w:r>
     </w:p>
     <w:p>
